--- a/public/marcelle-yanari-curriculo.docx
+++ b/public/marcelle-yanari-curriculo.docx
@@ -49,7 +49,7 @@
         </w:rPr>
         <w:t xml:space="preserve"> · </w:t>
       </w:r>
-      <w:hyperlink w:history="1" r:id="rIdjss7ywejezi14nfbw_cyl">
+      <w:hyperlink w:history="1" r:id="rIdpz3bv3raaxxmdbs9jiq6a">
         <w:r>
           <w:rPr>
             <w:rFonts w:ascii="Arial" w:cs="Arial" w:eastAsia="Arial" w:hAnsi="Arial"/>
@@ -69,7 +69,7 @@
         </w:rPr>
         <w:t xml:space="preserve"> · </w:t>
       </w:r>
-      <w:hyperlink w:history="1" r:id="rIdwix4bwrxu0szhhayz-c-k">
+      <w:hyperlink w:history="1" r:id="rIdwqgzkzkeomgy5jvh6xvct">
         <w:r>
           <w:rPr>
             <w:rFonts w:ascii="Arial" w:cs="Arial" w:eastAsia="Arial" w:hAnsi="Arial"/>
@@ -89,7 +89,7 @@
         </w:rPr>
         <w:t xml:space="preserve"> · </w:t>
       </w:r>
-      <w:hyperlink w:history="1" r:id="rIdrwynhbfzwixwakvhe8u0_">
+      <w:hyperlink w:history="1" r:id="rIdwa52epwkxmls3ivvv6uyr">
         <w:r>
           <w:rPr>
             <w:rFonts w:ascii="Arial" w:cs="Arial" w:eastAsia="Arial" w:hAnsi="Arial"/>
@@ -109,7 +109,7 @@
         </w:rPr>
         <w:t xml:space="preserve"> · </w:t>
       </w:r>
-      <w:hyperlink w:history="1" r:id="rIdqupwxvtzkjnjwdfnsswmt">
+      <w:hyperlink w:history="1" r:id="rIdsx-vgarhtg451sodjir8h">
         <w:r>
           <w:rPr>
             <w:rFonts w:ascii="Arial" w:cs="Arial" w:eastAsia="Arial" w:hAnsi="Arial"/>
@@ -1023,6 +1023,34 @@
           <w:szCs w:val="20"/>
         </w:rPr>
         <w:t xml:space="preserve"> — FATEC-SP</w:t>
+      </w:r>
+    </w:p>
+    <w:p>
+      <w:pPr>
+        <w:pBdr>
+          <w:bottom w:val="single" w:color="999999" w:sz="6" w:space="2"/>
+        </w:pBdr>
+        <w:spacing w:after="100" w:before="240"/>
+      </w:pPr>
+      <w:r>
+        <w:rPr>
+          <w:rFonts w:ascii="Arial" w:cs="Arial" w:eastAsia="Arial" w:hAnsi="Arial"/>
+          <w:b/>
+          <w:bCs/>
+          <w:sz w:val="21"/>
+          <w:szCs w:val="21"/>
+        </w:rPr>
+        <w:t xml:space="preserve">IDIOMAS</w:t>
+      </w:r>
+    </w:p>
+    <w:p>
+      <w:r>
+        <w:rPr>
+          <w:rFonts w:ascii="Arial" w:cs="Arial" w:eastAsia="Arial" w:hAnsi="Arial"/>
+          <w:sz w:val="20"/>
+          <w:szCs w:val="20"/>
+        </w:rPr>
+        <w:t xml:space="preserve">Português (Nativo) · Inglês (Fluente) · Espanhol (Intermediário) · Japonês (Básico)</w:t>
       </w:r>
     </w:p>
     <w:sectPr>
